--- a/templates/docx/inventory_act/sources_template.docx
+++ b/templates/docx/inventory_act/sources_template.docx
@@ -88,29 +88,38 @@
               <w:jc w:val="center"/>
               <w:rPr>
                 <w:rFonts w:ascii="Times New Roman" w:hAnsi="Times New Roman"/>
+                <w:sz w:val="24"/>
+                <w:szCs w:val="24"/>
                 <w:u w:val="single"/>
               </w:rPr>
             </w:pPr>
             <w:r>
+              <w:rPr>
+                <w:rFonts w:ascii="Times New Roman" w:hAnsi="Times New Roman"/>
+                <w:sz w:val="24"/>
+                <w:szCs w:val="24"/>
+                <w:u w:val="single"/>
+              </w:rPr>
               <w:t>[</w:t>
             </w:r>
             <w:proofErr w:type="spellStart"/>
             <w:r>
               <w:rPr>
-                <w:sz w:val="16"/>
-                <w:szCs w:val="16"/>
-              </w:rPr>
-              <w:t>н</w:t>
-            </w:r>
-            <w:r>
-              <w:rPr>
-                <w:sz w:val="16"/>
-                <w:szCs w:val="16"/>
-              </w:rPr>
-              <w:t>азвание_организации</w:t>
+                <w:rFonts w:ascii="Times New Roman" w:hAnsi="Times New Roman"/>
+                <w:sz w:val="24"/>
+                <w:szCs w:val="24"/>
+                <w:u w:val="single"/>
+              </w:rPr>
+              <w:t>название_организации</w:t>
             </w:r>
             <w:proofErr w:type="spellEnd"/>
             <w:r>
+              <w:rPr>
+                <w:rFonts w:ascii="Times New Roman" w:hAnsi="Times New Roman"/>
+                <w:sz w:val="24"/>
+                <w:szCs w:val="24"/>
+                <w:u w:val="single"/>
+              </w:rPr>
               <w:t>]</w:t>
             </w:r>
           </w:p>
